--- a/api/templates/Letter - Final Letter after documents have been signed - Individual (Clio).docx
+++ b/api/templates/Letter - Final Letter after documents have been signed - Individual (Clio).docx
@@ -18,9 +18,7 @@
         <w:pStyle w:val="NormalText"/>
       </w:pPr>
       <w:r>
-        <w:rPr>
-          <w:highlight w:val="magenta"/>
-        </w:rPr>
+        <w:rPr/>
         <w:t>#to be inserted onto your letterhead</w:t>
       </w:r>
     </w:p>
@@ -160,23 +158,17 @@
         <w:t xml:space="preserve">Dear </w:t>
       </w:r>
       <w:r>
-        <w:rPr>
-          <w:highlight w:val="yellow"/>
-        </w:rPr>
+        <w:rPr/>
         <w:t xml:space="preserve">&lt;&lt; </w:t>
       </w:r>
       <w:proofErr w:type="spellStart"/>
       <w:r>
-        <w:rPr>
-          <w:highlight w:val="yellow"/>
-        </w:rPr>
+        <w:rPr/>
         <w:t>Matter.Client.FirstName</w:t>
       </w:r>
       <w:proofErr w:type="spellEnd"/>
       <w:r>
-        <w:rPr>
-          <w:highlight w:val="yellow"/>
-        </w:rPr>
+        <w:rPr/>
         <w:t xml:space="preserve"> &gt;&gt;</w:t>
       </w:r>
       <w:r>
@@ -191,23 +183,17 @@
         <w:t xml:space="preserve">Re: </w:t>
       </w:r>
       <w:r>
-        <w:rPr>
-          <w:highlight w:val="yellow"/>
-        </w:rPr>
+        <w:rPr/>
         <w:t xml:space="preserve">&lt;&lt; </w:t>
       </w:r>
       <w:proofErr w:type="spellStart"/>
       <w:r>
-        <w:rPr>
-          <w:highlight w:val="yellow"/>
-        </w:rPr>
+        <w:rPr/>
         <w:t>Matter.Description</w:t>
       </w:r>
       <w:proofErr w:type="spellEnd"/>
       <w:r>
-        <w:rPr>
-          <w:highlight w:val="yellow"/>
-        </w:rPr>
+        <w:rPr/>
         <w:t xml:space="preserve"> &gt;&gt;</w:t>
       </w:r>
       <w:r>
@@ -250,9 +236,7 @@
         <w:t xml:space="preserve"> </w:t>
       </w:r>
       <w:r>
-        <w:rPr>
-          <w:highlight w:val="yellow"/>
-        </w:rPr>
+        <w:rPr/>
         <w:t>#amend list as appropriate based on documents received</w:t>
       </w:r>
     </w:p>
@@ -277,9 +261,7 @@
         <w:pStyle w:val="ListNumberLevel2"/>
       </w:pPr>
       <w:r>
-        <w:rPr>
-          <w:highlight w:val="cyan"/>
-        </w:rPr>
+        <w:rPr/>
         <w:t>#include if applicable</w:t>
       </w:r>
       <w:r>
@@ -291,9 +273,7 @@
         <w:pStyle w:val="ListNumberLevel2"/>
       </w:pPr>
       <w:r>
-        <w:rPr>
-          <w:highlight w:val="cyan"/>
-        </w:rPr>
+        <w:rPr/>
         <w:t>#include if applicable</w:t>
       </w:r>
       <w:r>
@@ -324,9 +304,7 @@
         <w:pStyle w:val="ListNumberLevel1"/>
       </w:pPr>
       <w:r>
-        <w:rPr>
-          <w:highlight w:val="cyan"/>
-        </w:rPr>
+        <w:rPr/>
         <w:t>#if waiting on power of attorney documents</w:t>
       </w:r>
       <w:r>
@@ -343,7 +321,6 @@
       <w:r>
         <w:rPr>
           <w:color w:val="1E2635"/>
-          <w:highlight w:val="yellow"/>
         </w:rPr>
         <w:t xml:space="preserve">&lt;&lt; </w:t>
       </w:r>
@@ -351,7 +328,6 @@
       <w:r>
         <w:rPr>
           <w:color w:val="1E2635"/>
-          <w:highlight w:val="yellow"/>
         </w:rPr>
         <w:t>Firm.Name</w:t>
       </w:r>
@@ -359,28 +335,24 @@
       <w:r>
         <w:rPr>
           <w:color w:val="1E2635"/>
-          <w:highlight w:val="yellow"/>
         </w:rPr>
         <w:t xml:space="preserve"> &gt;&gt;</w:t>
       </w:r>
       <w:r>
         <w:rPr>
           <w:color w:val="1E2635"/>
-          <w:highlight w:val="yellow"/>
         </w:rPr>
         <w:br/>
       </w:r>
       <w:r>
         <w:rPr>
           <w:color w:val="1E2635"/>
-          <w:highlight w:val="yellow"/>
         </w:rPr>
         <w:br/>
       </w:r>
       <w:r>
         <w:rPr>
           <w:rFonts w:eastAsia="Calibri"/>
-          <w:highlight w:val="yellow"/>
         </w:rPr>
         <w:t xml:space="preserve">&lt;&lt; </w:t>
       </w:r>
@@ -388,7 +360,6 @@
       <w:r>
         <w:rPr>
           <w:rFonts w:eastAsia="Calibri"/>
-          <w:highlight w:val="yellow"/>
         </w:rPr>
         <w:t>User.Address</w:t>
       </w:r>
@@ -396,7 +367,6 @@
       <w:r>
         <w:rPr>
           <w:rFonts w:eastAsia="Calibri"/>
-          <w:highlight w:val="yellow"/>
         </w:rPr>
         <w:t xml:space="preserve"> &gt;&gt;</w:t>
       </w:r>
@@ -416,16 +386,13 @@
         <w:pStyle w:val="NormalText"/>
       </w:pPr>
       <w:r>
-        <w:rPr>
-          <w:highlight w:val="yellow"/>
-        </w:rPr>
+        <w:rPr/>
         <w:lastRenderedPageBreak/>
         <w:t xml:space="preserve">#Review and amend based on superannuation recommendations. If the client has a SMSF, </w:t>
       </w:r>
       <w:r>
         <w:rPr>
           <w:rFonts w:asciiTheme="minorHAnsi" w:eastAsiaTheme="minorHAnsi" w:hAnsiTheme="minorHAnsi" w:cstheme="minorBidi"/>
-          <w:highlight w:val="yellow"/>
           <w:lang w:eastAsia="en-US"/>
           <w14:ligatures w14:val="standardContextual"/>
         </w:rPr>
@@ -435,21 +402,15 @@
         <w:t xml:space="preserve"> </w:t>
       </w:r>
       <w:r>
-        <w:rPr>
-          <w:highlight w:val="yellow"/>
-        </w:rPr>
+        <w:rPr/>
         <w:t xml:space="preserve">suggested wording for BDBNs relating to SMSFs.  The below wording assumes the client has a retail/industry fund only.  The wording below assumes that the recommendation is to pass the super benefits to the LPR for distribution under the will.  </w:t>
       </w:r>
       <w:r>
-        <w:rPr>
-          <w:highlight w:val="yellow"/>
-        </w:rPr>
+        <w:rPr/>
         <w:t>Review and amend as appropriate for client circumstances and your recommendations.</w:t>
       </w:r>
       <w:r>
-        <w:rPr>
-          <w:highlight w:val="yellow"/>
-        </w:rPr>
+        <w:rPr/>
         <w:t xml:space="preserve"> </w:t>
       </w:r>
     </w:p>
@@ -458,9 +419,7 @@
         <w:pStyle w:val="ListNumberLevel1"/>
       </w:pPr>
       <w:r>
-        <w:rPr>
-          <w:highlight w:val="cyan"/>
-        </w:rPr>
+        <w:rPr/>
         <w:t>#if client/adviser has updated superannuation nominations</w:t>
       </w:r>
       <w:r>
@@ -510,9 +469,7 @@
         <w:t>.</w:t>
       </w:r>
       <w:r>
-        <w:rPr>
-          <w:highlight w:val="cyan"/>
-        </w:rPr>
+        <w:rPr/>
         <w:t xml:space="preserve"> #end</w:t>
       </w:r>
     </w:p>
@@ -521,9 +478,7 @@
         <w:pStyle w:val="ListNumberLevel1"/>
       </w:pPr>
       <w:r>
-        <w:rPr>
-          <w:highlight w:val="cyan"/>
-        </w:rPr>
+        <w:rPr/>
         <w:t>#if your firm has updated superannuation nomination:</w:t>
       </w:r>
       <w:r>
@@ -540,9 +495,7 @@
         <w:t>) and lodged it with your superannuation fund on your behalf.</w:t>
       </w:r>
       <w:r>
-        <w:rPr>
-          <w:highlight w:val="cyan"/>
-        </w:rPr>
+        <w:rPr/>
         <w:t xml:space="preserve"> #end</w:t>
       </w:r>
     </w:p>
